--- a/docs/01_data_specification/Target_Variable_Definition_EN.docx
+++ b/docs/01_data_specification/Target_Variable_Definition_EN.docx
@@ -28,7 +28,7 @@
         </w:p>
       </w:sdtContent>
     </w:sdt>
-    <w:bookmarkStart w:id="15" w:name="Xfbfb85507fb8a9952ee7a1a4e9f1b3da71ec384"/>
+    <w:bookmarkStart w:id="16" w:name="Xfbfb85507fb8a9952ee7a1a4e9f1b3da71ec384"/>
     <w:p>
       <w:pPr>
         <w:pStyle w:val="Heading1"/>
@@ -1089,7 +1089,7 @@
         <w:t xml:space="preserve"> </w:t>
       </w:r>
       <w:r>
-        <w:t xml:space="preserve">At late checkpoints, early-withdrawing students have almost no activity and are easy to detect, which can make recall and PR-AUC optimistic. The report states this limitation and, if time permits, validates it with a sensitivity analysis under the alternative</w:t>
+        <w:t xml:space="preserve">At late checkpoints, early-withdrawing students have almost no activity and are easy to detect, which can make recall and PR-AUC optimistic. The report quantifies this limitation with the sensitivity analysis on the still-enrolled subpopulation described in Section 5 — the evaluation-side counterpart of the alternative</w:t>
       </w:r>
       <w:r>
         <w:t xml:space="preserve"> </w:t>
@@ -1106,13 +1106,13 @@
       </w:r>
     </w:p>
     <w:bookmarkEnd w:id="12"/>
-    <w:bookmarkStart w:id="13" w:name="consequences-for-downstream-work"/>
+    <w:bookmarkStart w:id="13" w:name="Xe43f6e8e53dd3caf198d7fffbb8db82343ae0bc"/>
     <w:p>
       <w:pPr>
         <w:pStyle w:val="Heading2"/>
       </w:pPr>
       <w:r>
-        <w:t xml:space="preserve">5. Consequences for downstream work</w:t>
+        <w:t xml:space="preserve">5. Two reading frames of the target (estimand clarification)</w:t>
       </w:r>
     </w:p>
     <w:p>
@@ -1120,105 +1120,67 @@
         <w:pStyle w:val="FirstParagraph"/>
       </w:pPr>
       <w:r>
-        <w:t xml:space="preserve">Every work item that depends on</w:t>
-      </w:r>
-      <w:r>
-        <w:t xml:space="preserve"> </w:t>
-      </w:r>
-      <w:r>
-        <w:t xml:space="preserve">“Step 0”</w:t>
-      </w:r>
-      <w:r>
-        <w:t xml:space="preserve"> </w:t>
-      </w:r>
-      <w:r>
-        <w:t xml:space="preserve">inherits this definition: leakage rules (STT 12), schema and checkpoint map (STT 9, 10), split design (STT 21), and the documentation of source/ethics (STT 30). The target column name is</w:t>
-      </w:r>
-      <w:r>
-        <w:t xml:space="preserve"> </w:t>
-      </w:r>
-      <w:r>
-        <w:rPr>
-          <w:rStyle w:val="VerbatimChar"/>
-        </w:rPr>
-        <w:t xml:space="preserve">at_risk</w:t>
-      </w:r>
-      <w:r>
-        <w:t xml:space="preserve">;</w:t>
-      </w:r>
-      <w:r>
-        <w:t xml:space="preserve"> </w:t>
-      </w:r>
-      <w:r>
-        <w:rPr>
-          <w:rStyle w:val="VerbatimChar"/>
-        </w:rPr>
-        <w:t xml:space="preserve">final_result</w:t>
-      </w:r>
-      <w:r>
-        <w:t xml:space="preserve"> </w:t>
-      </w:r>
-      <w:r>
-        <w:t xml:space="preserve">is retained only as the raw source of the label.</w:t>
-      </w:r>
-    </w:p>
-    <w:bookmarkEnd w:id="13"/>
-    <w:bookmarkStart w:id="14" w:name="references"/>
-    <w:p>
-      <w:pPr>
-        <w:pStyle w:val="Heading2"/>
-      </w:pPr>
-      <w:r>
-        <w:t xml:space="preserve">References</w:t>
-      </w:r>
-    </w:p>
-    <w:p>
-      <w:pPr>
-        <w:pStyle w:val="Compact"/>
+        <w:t xml:space="preserve">The fixed label of Option A supports two distinct estimands, and every headline metric must state which one it refers to.</w:t>
+      </w:r>
+    </w:p>
+    <w:p>
+      <w:pPr>
         <w:numPr>
           <w:ilvl w:val="0"/>
           <w:numId w:val="1002"/>
         </w:numPr>
       </w:pPr>
       <w:r>
-        <w:t xml:space="preserve">M. Adnan et al.,</w:t>
-      </w:r>
-      <w:r>
-        <w:t xml:space="preserve"> </w:t>
-      </w:r>
-      <w:r>
-        <w:t xml:space="preserve">“Predicting at-Risk Students at Different Percentages of Course Length for Early Intervention,”</w:t>
-      </w:r>
-      <w:r>
-        <w:t xml:space="preserve"> </w:t>
-      </w:r>
-      <w:r>
-        <w:rPr>
-          <w:i/>
-          <w:iCs/>
-        </w:rPr>
-        <w:t xml:space="preserve">IEEE Access</w:t>
-      </w:r>
-      <w:r>
-        <w:t xml:space="preserve">, vol. 9, pp. 7519–7539, 2021.</w:t>
-      </w:r>
-    </w:p>
-    <w:p>
-      <w:pPr>
-        <w:pStyle w:val="Compact"/>
+        <w:rPr>
+          <w:b/>
+          <w:bCs/>
+        </w:rPr>
+        <w:t xml:space="preserve">End-of-course outcome classification — primary benchmark frame.</w:t>
+      </w:r>
+      <w:r>
+        <w:t xml:space="preserve"> </w:t>
+      </w:r>
+      <w:r>
+        <w:t xml:space="preserve">The question</w:t>
+      </w:r>
+      <w:r>
+        <w:t xml:space="preserve"> </w:t>
+      </w:r>
+      <w:r>
+        <w:t xml:space="preserve">“will this enrolment end in Fail or Withdrawn?”</w:t>
+      </w:r>
+      <w:r>
+        <w:t xml:space="preserve"> </w:t>
+      </w:r>
+      <w:r>
+        <w:t xml:space="preserve">is well defined on all 32,593 enrolment records at every checkpoint. This is the frame in which results are comparable with the baseline literature (Adnan et al., 2021; Tomasevic et al., 2020), which likewise retains the full cohort, and it is the frame of the project’s primary benchmark tables.</w:t>
+      </w:r>
+    </w:p>
+    <w:p>
+      <w:pPr>
         <w:numPr>
           <w:ilvl w:val="0"/>
           <w:numId w:val="1002"/>
         </w:numPr>
       </w:pPr>
       <w:r>
-        <w:t xml:space="preserve">N. Tomasevic, N. Gvozdenovic, S. Vranes,</w:t>
-      </w:r>
-      <w:r>
-        <w:t xml:space="preserve"> </w:t>
-      </w:r>
-      <w:r>
-        <w:t xml:space="preserve">“An overview and comparison of supervised data mining techniques for student exam performance prediction,”</w:t>
+        <w:rPr>
+          <w:b/>
+          <w:bCs/>
+        </w:rPr>
+        <w:t xml:space="preserve">Early warning for intervention — still-enrolled frame.</w:t>
+      </w:r>
+      <w:r>
+        <w:t xml:space="preserve"> </w:t>
+      </w:r>
+      <w:r>
+        <w:t xml:space="preserve">An intervention can only reach students who have not yet withdrawn, so the operational question</w:t>
+      </w:r>
+      <w:r>
+        <w:t xml:space="preserve"> </w:t>
+      </w:r>
+      <w:r>
+        <w:t xml:space="preserve">“whom should a tutor contact at checkpoint</w:t>
       </w:r>
       <w:r>
         <w:t xml:space="preserve"> </w:t>
@@ -1228,10 +1190,302 @@
           <w:i/>
           <w:iCs/>
         </w:rPr>
-        <w:t xml:space="preserve">Computers &amp; Education</w:t>
-      </w:r>
-      <w:r>
-        <w:t xml:space="preserve">, vol. 143, art. 103676, 2020.</w:t>
+        <w:t xml:space="preserve">t</w:t>
+      </w:r>
+      <w:r>
+        <w:t xml:space="preserve">?”</w:t>
+      </w:r>
+      <w:r>
+        <w:t xml:space="preserve"> </w:t>
+      </w:r>
+      <w:r>
+        <w:t xml:space="preserve">is meaningful only on the subpopulation still enrolled at the cutoff. Already at</w:t>
+      </w:r>
+      <w:r>
+        <w:t xml:space="preserve"> </w:t>
+      </w:r>
+      <w:r>
+        <w:rPr>
+          <w:i/>
+          <w:iCs/>
+        </w:rPr>
+        <w:t xml:space="preserve">t</w:t>
+      </w:r>
+      <w:r>
+        <w:t xml:space="preserve"> </w:t>
+      </w:r>
+      <w:r>
+        <w:t xml:space="preserve">= 10%, 4,833 of 32,593 enrolments have withdrawn before the cutoff (923 of them in the test set); for these records there is nothing left to predict — only to record.</w:t>
+      </w:r>
+    </w:p>
+    <w:p>
+      <w:pPr>
+        <w:pStyle w:val="FirstParagraph"/>
+      </w:pPr>
+      <w:r>
+        <w:rPr>
+          <w:b/>
+          <w:bCs/>
+        </w:rPr>
+        <w:t xml:space="preserve">Measured consequence.</w:t>
+      </w:r>
+      <w:r>
+        <w:t xml:space="preserve"> </w:t>
+      </w:r>
+      <w:r>
+        <w:t xml:space="preserve">XGBoost recall on the at-risk class at</w:t>
+      </w:r>
+      <w:r>
+        <w:t xml:space="preserve"> </w:t>
+      </w:r>
+      <w:r>
+        <w:rPr>
+          <w:i/>
+          <w:iCs/>
+        </w:rPr>
+        <w:t xml:space="preserve">t</w:t>
+      </w:r>
+      <w:r>
+        <w:t xml:space="preserve"> </w:t>
+      </w:r>
+      <w:r>
+        <w:t xml:space="preserve">= 40/80/100% is 0.81/0.90/0.93 on the full cohort but 0.678/0.783/0.853 on the still-enrolled subgroup (</w:t>
+      </w:r>
+      <w:r>
+        <w:rPr>
+          <w:rStyle w:val="VerbatimChar"/>
+        </w:rPr>
+        <w:t xml:space="preserve">reports/tables/sensitivity_active_xgb.csv</w:t>
+      </w:r>
+      <w:r>
+        <w:t xml:space="preserve">, produced by</w:t>
+      </w:r>
+      <w:r>
+        <w:t xml:space="preserve"> </w:t>
+      </w:r>
+      <w:r>
+        <w:rPr>
+          <w:rStyle w:val="VerbatimChar"/>
+        </w:rPr>
+        <w:t xml:space="preserve">tools/sensitivity_active.py</w:t>
+      </w:r>
+      <w:r>
+        <w:t xml:space="preserve">). Against the recall ≥ 0.80 criterion of RQ1, the full cohort qualifies from</w:t>
+      </w:r>
+      <w:r>
+        <w:t xml:space="preserve"> </w:t>
+      </w:r>
+      <w:r>
+        <w:rPr>
+          <w:i/>
+          <w:iCs/>
+        </w:rPr>
+        <w:t xml:space="preserve">t</w:t>
+      </w:r>
+      <w:r>
+        <w:t xml:space="preserve"> </w:t>
+      </w:r>
+      <w:r>
+        <w:t xml:space="preserve">= 40%, whereas the still-enrolled subgroup qualifies only at</w:t>
+      </w:r>
+      <w:r>
+        <w:t xml:space="preserve"> </w:t>
+      </w:r>
+      <w:r>
+        <w:rPr>
+          <w:i/>
+          <w:iCs/>
+        </w:rPr>
+        <w:t xml:space="preserve">t</w:t>
+      </w:r>
+      <w:r>
+        <w:t xml:space="preserve"> </w:t>
+      </w:r>
+      <w:r>
+        <w:t xml:space="preserve">= 100%. Consistently, the strongest SHAP feature is</w:t>
+      </w:r>
+      <w:r>
+        <w:t xml:space="preserve"> </w:t>
+      </w:r>
+      <w:r>
+        <w:rPr>
+          <w:rStyle w:val="VerbatimChar"/>
+        </w:rPr>
+        <w:t xml:space="preserve">days_since_last_activity</w:t>
+      </w:r>
+      <w:r>
+        <w:t xml:space="preserve"> </w:t>
+      </w:r>
+      <w:r>
+        <w:t xml:space="preserve">(mean |SHAP| 3.66): on the full cohort, part of the model’s strength is</w:t>
+      </w:r>
+      <w:r>
+        <w:t xml:space="preserve"> </w:t>
+      </w:r>
+      <w:r>
+        <w:rPr>
+          <w:i/>
+          <w:iCs/>
+        </w:rPr>
+        <w:t xml:space="preserve">detecting students who have already left</w:t>
+      </w:r>
+      <w:r>
+        <w:t xml:space="preserve">, not only</w:t>
+      </w:r>
+      <w:r>
+        <w:t xml:space="preserve"> </w:t>
+      </w:r>
+      <w:r>
+        <w:rPr>
+          <w:i/>
+          <w:iCs/>
+        </w:rPr>
+        <w:t xml:space="preserve">forecasting future risk</w:t>
+      </w:r>
+      <w:r>
+        <w:t xml:space="preserve">. This is</w:t>
+      </w:r>
+      <w:r>
+        <w:t xml:space="preserve"> </w:t>
+      </w:r>
+      <w:r>
+        <w:rPr>
+          <w:b/>
+          <w:bCs/>
+        </w:rPr>
+        <w:t xml:space="preserve">not leakage</w:t>
+      </w:r>
+      <w:r>
+        <w:t xml:space="preserve"> </w:t>
+      </w:r>
+      <w:r>
+        <w:t xml:space="preserve">— the label never enters the features, and the low activity of withdrawn students is genuine behaviour — it is a</w:t>
+      </w:r>
+      <w:r>
+        <w:t xml:space="preserve"> </w:t>
+      </w:r>
+      <w:r>
+        <w:rPr>
+          <w:b/>
+          <w:bCs/>
+        </w:rPr>
+        <w:t xml:space="preserve">population-definition issue</w:t>
+      </w:r>
+      <w:r>
+        <w:t xml:space="preserve">.</w:t>
+      </w:r>
+    </w:p>
+    <w:p>
+      <w:pPr>
+        <w:pStyle w:val="BodyText"/>
+      </w:pPr>
+      <w:r>
+        <w:rPr>
+          <w:b/>
+          <w:bCs/>
+        </w:rPr>
+        <w:t xml:space="preserve">Reporting rule.</w:t>
+      </w:r>
+      <w:r>
+        <w:t xml:space="preserve"> </w:t>
+      </w:r>
+      <w:r>
+        <w:t xml:space="preserve">Any statement of the form</w:t>
+      </w:r>
+      <w:r>
+        <w:t xml:space="preserve"> </w:t>
+      </w:r>
+      <w:r>
+        <w:t xml:space="preserve">“predictions are reliable from</w:t>
+      </w:r>
+      <w:r>
+        <w:t xml:space="preserve"> </w:t>
+      </w:r>
+      <w:r>
+        <w:rPr>
+          <w:i/>
+          <w:iCs/>
+        </w:rPr>
+        <w:t xml:space="preserve">t</w:t>
+      </w:r>
+      <w:r>
+        <w:t xml:space="preserve"> </w:t>
+      </w:r>
+      <w:r>
+        <w:t xml:space="preserve">= 40%”</w:t>
+      </w:r>
+      <w:r>
+        <w:t xml:space="preserve"> </w:t>
+      </w:r>
+      <w:r>
+        <w:t xml:space="preserve">must state the cohort it refers to. The project therefore reports both frames side by side: full-cohort results as the primary benchmark, still-enrolled results as the intervention-oriented sensitivity analysis.</w:t>
+      </w:r>
+    </w:p>
+    <w:bookmarkEnd w:id="13"/>
+    <w:bookmarkStart w:id="14" w:name="consequences-for-downstream-work"/>
+    <w:p>
+      <w:pPr>
+        <w:pStyle w:val="Heading2"/>
+      </w:pPr>
+      <w:r>
+        <w:t xml:space="preserve">6. Consequences for downstream work</w:t>
+      </w:r>
+    </w:p>
+    <w:p>
+      <w:pPr>
+        <w:pStyle w:val="FirstParagraph"/>
+      </w:pPr>
+      <w:r>
+        <w:t xml:space="preserve">Every work item that depends on</w:t>
+      </w:r>
+      <w:r>
+        <w:t xml:space="preserve"> </w:t>
+      </w:r>
+      <w:r>
+        <w:t xml:space="preserve">“Step 0”</w:t>
+      </w:r>
+      <w:r>
+        <w:t xml:space="preserve"> </w:t>
+      </w:r>
+      <w:r>
+        <w:t xml:space="preserve">inherits this definition: leakage rules (STT 12), schema and checkpoint map (STT 9, 10), split design (STT 21), and the documentation of source/ethics (STT 30). The target column name is</w:t>
+      </w:r>
+      <w:r>
+        <w:t xml:space="preserve"> </w:t>
+      </w:r>
+      <w:r>
+        <w:rPr>
+          <w:rStyle w:val="VerbatimChar"/>
+        </w:rPr>
+        <w:t xml:space="preserve">at_risk</w:t>
+      </w:r>
+      <w:r>
+        <w:t xml:space="preserve">;</w:t>
+      </w:r>
+      <w:r>
+        <w:t xml:space="preserve"> </w:t>
+      </w:r>
+      <w:r>
+        <w:rPr>
+          <w:rStyle w:val="VerbatimChar"/>
+        </w:rPr>
+        <w:t xml:space="preserve">final_result</w:t>
+      </w:r>
+      <w:r>
+        <w:t xml:space="preserve"> </w:t>
+      </w:r>
+      <w:r>
+        <w:t xml:space="preserve">is retained only as the raw source of the label.</w:t>
+      </w:r>
+    </w:p>
+    <w:bookmarkEnd w:id="14"/>
+    <w:bookmarkStart w:id="15" w:name="references"/>
+    <w:p>
+      <w:pPr>
+        <w:pStyle w:val="Heading2"/>
+      </w:pPr>
+      <w:r>
+        <w:t xml:space="preserve">References</w:t>
       </w:r>
     </w:p>
     <w:p>
@@ -1239,17 +1493,17 @@
         <w:pStyle w:val="Compact"/>
         <w:numPr>
           <w:ilvl w:val="0"/>
-          <w:numId w:val="1002"/>
+          <w:numId w:val="1003"/>
         </w:numPr>
       </w:pPr>
       <w:r>
-        <w:t xml:space="preserve">J. Kuzilek, M. Hlosta, Z. Zdrahal,</w:t>
-      </w:r>
-      <w:r>
-        <w:t xml:space="preserve"> </w:t>
-      </w:r>
-      <w:r>
-        <w:t xml:space="preserve">“Open University Learning Analytics dataset,”</w:t>
+        <w:t xml:space="preserve">M. Adnan et al.,</w:t>
+      </w:r>
+      <w:r>
+        <w:t xml:space="preserve"> </w:t>
+      </w:r>
+      <w:r>
+        <w:t xml:space="preserve">“Predicting at-Risk Students at Different Percentages of Course Length for Early Intervention,”</w:t>
       </w:r>
       <w:r>
         <w:t xml:space="preserve"> </w:t>
@@ -1259,14 +1513,76 @@
           <w:i/>
           <w:iCs/>
         </w:rPr>
+        <w:t xml:space="preserve">IEEE Access</w:t>
+      </w:r>
+      <w:r>
+        <w:t xml:space="preserve">, vol. 9, pp. 7519–7539, 2021.</w:t>
+      </w:r>
+    </w:p>
+    <w:p>
+      <w:pPr>
+        <w:pStyle w:val="Compact"/>
+        <w:numPr>
+          <w:ilvl w:val="0"/>
+          <w:numId w:val="1003"/>
+        </w:numPr>
+      </w:pPr>
+      <w:r>
+        <w:t xml:space="preserve">N. Tomasevic, N. Gvozdenovic, S. Vranes,</w:t>
+      </w:r>
+      <w:r>
+        <w:t xml:space="preserve"> </w:t>
+      </w:r>
+      <w:r>
+        <w:t xml:space="preserve">“An overview and comparison of supervised data mining techniques for student exam performance prediction,”</w:t>
+      </w:r>
+      <w:r>
+        <w:t xml:space="preserve"> </w:t>
+      </w:r>
+      <w:r>
+        <w:rPr>
+          <w:i/>
+          <w:iCs/>
+        </w:rPr>
+        <w:t xml:space="preserve">Computers &amp; Education</w:t>
+      </w:r>
+      <w:r>
+        <w:t xml:space="preserve">, vol. 143, art. 103676, 2020.</w:t>
+      </w:r>
+    </w:p>
+    <w:p>
+      <w:pPr>
+        <w:pStyle w:val="Compact"/>
+        <w:numPr>
+          <w:ilvl w:val="0"/>
+          <w:numId w:val="1003"/>
+        </w:numPr>
+      </w:pPr>
+      <w:r>
+        <w:t xml:space="preserve">J. Kuzilek, M. Hlosta, Z. Zdrahal,</w:t>
+      </w:r>
+      <w:r>
+        <w:t xml:space="preserve"> </w:t>
+      </w:r>
+      <w:r>
+        <w:t xml:space="preserve">“Open University Learning Analytics dataset,”</w:t>
+      </w:r>
+      <w:r>
+        <w:t xml:space="preserve"> </w:t>
+      </w:r>
+      <w:r>
+        <w:rPr>
+          <w:i/>
+          <w:iCs/>
+        </w:rPr>
         <w:t xml:space="preserve">Scientific Data</w:t>
       </w:r>
       <w:r>
         <w:t xml:space="preserve">, vol. 4, art. 170171, 2017.</w:t>
       </w:r>
     </w:p>
-    <w:bookmarkEnd w:id="14"/>
     <w:bookmarkEnd w:id="15"/>
+    <w:bookmarkEnd w:id="16"/>
     <w:sectPr>
       <w:footnotePr>
         <w:numRestart w:val="eachSect"/>
@@ -1496,6 +1812,36 @@
     </w:lvlOverride>
   </w:num>
   <w:num w:numId="1002">
+    <w:abstractNumId w:val="99411"/>
+    <w:lvlOverride w:ilvl="0">
+      <w:startOverride w:val="1"/>
+    </w:lvlOverride>
+    <w:lvlOverride w:ilvl="1">
+      <w:startOverride w:val="1"/>
+    </w:lvlOverride>
+    <w:lvlOverride w:ilvl="2">
+      <w:startOverride w:val="1"/>
+    </w:lvlOverride>
+    <w:lvlOverride w:ilvl="3">
+      <w:startOverride w:val="1"/>
+    </w:lvlOverride>
+    <w:lvlOverride w:ilvl="4">
+      <w:startOverride w:val="1"/>
+    </w:lvlOverride>
+    <w:lvlOverride w:ilvl="5">
+      <w:startOverride w:val="1"/>
+    </w:lvlOverride>
+    <w:lvlOverride w:ilvl="6">
+      <w:startOverride w:val="1"/>
+    </w:lvlOverride>
+    <w:lvlOverride w:ilvl="7">
+      <w:startOverride w:val="1"/>
+    </w:lvlOverride>
+    <w:lvlOverride w:ilvl="8">
+      <w:startOverride w:val="1"/>
+    </w:lvlOverride>
+  </w:num>
+  <w:num w:numId="1003">
     <w:abstractNumId w:val="99411"/>
     <w:lvlOverride w:ilvl="0">
       <w:startOverride w:val="1"/>

--- a/docs/01_data_specification/Target_Variable_Definition_EN.docx
+++ b/docs/01_data_specification/Target_Variable_Definition_EN.docx
@@ -1249,7 +1249,7 @@
         <w:t xml:space="preserve"> </w:t>
       </w:r>
       <w:r>
-        <w:t xml:space="preserve">= 40/80/100% is 0.81/0.90/0.93 on the full cohort but 0.678/0.783/0.853 on the still-enrolled subgroup (</w:t>
+        <w:t xml:space="preserve">= 40/80/100% is 0.81/0.90/0.93 on the full cohort but 0.678/0.779/0.841 on the still-enrolled subgroup (</w:t>
       </w:r>
       <w:r>
         <w:rPr>
@@ -1317,7 +1317,7 @@
         <w:t xml:space="preserve"> </w:t>
       </w:r>
       <w:r>
-        <w:t xml:space="preserve">(mean |SHAP| 3.66): on the full cohort, part of the model’s strength is</w:t>
+        <w:t xml:space="preserve">(mean |SHAP| 3.57): on the full cohort, part of the model’s strength is</w:t>
       </w:r>
       <w:r>
         <w:t xml:space="preserve"> </w:t>

--- a/docs/01_data_specification/Target_Variable_Definition_EN.docx
+++ b/docs/01_data_specification/Target_Variable_Definition_EN.docx
@@ -447,16 +447,88 @@
       </w:pPr>
       <w:r>
         <w:rPr>
-          <w:rStyle w:val="VerbatimChar"/>
-        </w:rPr>
-        <w:t xml:space="preserve">df["at_risk"] = df["final_result"].isin(["Fail", "Withdrawn"]).astype(int)</w:t>
+          <w:rStyle w:val="NormalTok"/>
+        </w:rPr>
+        <w:t xml:space="preserve">df[</w:t>
+      </w:r>
+      <w:r>
+        <w:rPr>
+          <w:rStyle w:val="StringTok"/>
+        </w:rPr>
+        <w:t xml:space="preserve">"at_risk"</w:t>
+      </w:r>
+      <w:r>
+        <w:rPr>
+          <w:rStyle w:val="NormalTok"/>
+        </w:rPr>
+        <w:t xml:space="preserve">] </w:t>
+      </w:r>
+      <w:r>
+        <w:rPr>
+          <w:rStyle w:val="OperatorTok"/>
+        </w:rPr>
+        <w:t xml:space="preserve">=</w:t>
+      </w:r>
+      <w:r>
+        <w:rPr>
+          <w:rStyle w:val="NormalTok"/>
+        </w:rPr>
+        <w:t xml:space="preserve"> df[</w:t>
+      </w:r>
+      <w:r>
+        <w:rPr>
+          <w:rStyle w:val="StringTok"/>
+        </w:rPr>
+        <w:t xml:space="preserve">"final_result"</w:t>
+      </w:r>
+      <w:r>
+        <w:rPr>
+          <w:rStyle w:val="NormalTok"/>
+        </w:rPr>
+        <w:t xml:space="preserve">].isin([</w:t>
+      </w:r>
+      <w:r>
+        <w:rPr>
+          <w:rStyle w:val="StringTok"/>
+        </w:rPr>
+        <w:t xml:space="preserve">"Fail"</w:t>
+      </w:r>
+      <w:r>
+        <w:rPr>
+          <w:rStyle w:val="NormalTok"/>
+        </w:rPr>
+        <w:t xml:space="preserve">, </w:t>
+      </w:r>
+      <w:r>
+        <w:rPr>
+          <w:rStyle w:val="StringTok"/>
+        </w:rPr>
+        <w:t xml:space="preserve">"Withdrawn"</w:t>
+      </w:r>
+      <w:r>
+        <w:rPr>
+          <w:rStyle w:val="NormalTok"/>
+        </w:rPr>
+        <w:t xml:space="preserve">]).astype(</w:t>
+      </w:r>
+      <w:r>
+        <w:rPr>
+          <w:rStyle w:val="BuiltInTok"/>
+        </w:rPr>
+        <w:t xml:space="preserve">int</w:t>
+      </w:r>
+      <w:r>
+        <w:rPr>
+          <w:rStyle w:val="NormalTok"/>
+        </w:rPr>
+        <w:t xml:space="preserve">)</w:t>
       </w:r>
       <w:r>
         <w:br/>
       </w:r>
       <w:r>
         <w:rPr>
-          <w:rStyle w:val="VerbatimChar"/>
+          <w:rStyle w:val="CommentTok"/>
         </w:rPr>
         <w:t xml:space="preserve"># 1 = at-risk (positive class to detect); 0 = not-at-risk</w:t>
       </w:r>
